--- a/book/v2/isbn/6_판권지.docx
+++ b/book/v2/isbn/6_판권지.docx
@@ -91,7 +91,7 @@
           <w:b w:val="false"/>
           <w:bCs w:val="false"/>
         </w:rPr>
-        <w:t xml:space="preserve">지은이  이형근 · 정인호</w:t>
+        <w:t xml:space="preserve">지은이  이형근 · 정인호 · 송무준</w:t>
       </w:r>
     </w:p>
     <w:p>
@@ -152,7 +152,7 @@
           <w:b w:val="false"/>
           <w:bCs w:val="false"/>
         </w:rPr>
-        <w:t xml:space="preserve">판형  신국판(152×225mm)  |  쪽수  210쪽</w:t>
+        <w:t xml:space="preserve">판형  신국판(152×225mm)  |  쪽수  214쪽</w:t>
       </w:r>
     </w:p>
     <w:p>
@@ -201,7 +201,7 @@
           <w:b w:val="false"/>
           <w:bCs w:val="false"/>
         </w:rPr>
-        <w:t xml:space="preserve">ⓒ 이형근 · 정인호, 2026</w:t>
+        <w:t xml:space="preserve">ⓒ 이형근 · 정인호 · 송무준, 2026</w:t>
       </w:r>
     </w:p>
     <w:p>

--- a/book/v2/isbn/6_판권지.docx
+++ b/book/v2/isbn/6_판권지.docx
@@ -152,7 +152,7 @@
           <w:b w:val="false"/>
           <w:bCs w:val="false"/>
         </w:rPr>
-        <w:t xml:space="preserve">판형  신국판(152×225mm)  |  쪽수  214쪽</w:t>
+        <w:t xml:space="preserve">판형  신국판(152×225mm)  |  쪽수  216쪽</w:t>
       </w:r>
     </w:p>
     <w:p>

--- a/book/v2/isbn/6_판권지.docx
+++ b/book/v2/isbn/6_판권지.docx
@@ -152,31 +152,31 @@
           <w:b w:val="false"/>
           <w:bCs w:val="false"/>
         </w:rPr>
-        <w:t xml:space="preserve">판형  신국판(152×225mm)  |  쪽수  216쪽</w:t>
-      </w:r>
-    </w:p>
-    <w:p>
-      <w:pPr>
-        <w:jc w:val="center"/>
-      </w:pPr>
-      <w:r>
-        <w:rPr>
-          <w:b w:val="false"/>
-          <w:bCs w:val="false"/>
-        </w:rPr>
-        <w:t xml:space="preserve">ISBN  ○○○-○○-○○○○○-○○-○ (발급 후 기입)</w:t>
-      </w:r>
-    </w:p>
-    <w:p>
-      <w:pPr>
-        <w:jc w:val="center"/>
-      </w:pPr>
-      <w:r>
-        <w:rPr>
-          <w:b w:val="false"/>
-          <w:bCs w:val="false"/>
-        </w:rPr>
-        <w:t xml:space="preserve">정가  ○○,○○○원</w:t>
+        <w:t xml:space="preserve">판형  신국판(152×225mm)  |  쪽수  210쪽</w:t>
+      </w:r>
+    </w:p>
+    <w:p>
+      <w:pPr>
+        <w:jc w:val="center"/>
+      </w:pPr>
+      <w:r>
+        <w:rPr>
+          <w:b w:val="false"/>
+          <w:bCs w:val="false"/>
+        </w:rPr>
+        <w:t xml:space="preserve">ISBN  979-11-999591-4-9</w:t>
+      </w:r>
+    </w:p>
+    <w:p>
+      <w:pPr>
+        <w:jc w:val="center"/>
+      </w:pPr>
+      <w:r>
+        <w:rPr>
+          <w:b w:val="false"/>
+          <w:bCs w:val="false"/>
+        </w:rPr>
+        <w:t xml:space="preserve">정가  25,000원</w:t>
       </w:r>
     </w:p>
     <w:p>
